--- a/лаба_4.docx
+++ b/лаба_4.docx
@@ -2,145 +2,16 @@
 <file path=word/document.xml><?xml version="1.0" encoding="utf-8"?>
 <w:document xmlns:wpc="http://schemas.microsoft.com/office/word/2010/wordprocessingCanvas" xmlns:mc="http://schemas.openxmlformats.org/markup-compatibility/2006" xmlns:o="urn:schemas-microsoft-com:office:office" xmlns:r="http://schemas.openxmlformats.org/officeDocument/2006/relationships" xmlns:m="http://schemas.openxmlformats.org/officeDocument/2006/math" xmlns:v="urn:schemas-microsoft-com:vml" xmlns:wp14="http://schemas.microsoft.com/office/word/2010/wordprocessingDrawing" xmlns:wp="http://schemas.openxmlformats.org/drawingml/2006/wordprocessingDrawing" xmlns:w10="urn:schemas-microsoft-com:office:word" xmlns:w="http://schemas.openxmlformats.org/wordprocessingml/2006/main" xmlns:w14="http://schemas.microsoft.com/office/word/2010/wordml" xmlns:w15="http://schemas.microsoft.com/office/word/2012/wordml" xmlns:wpg="http://schemas.microsoft.com/office/word/2010/wordprocessingGroup" xmlns:wpi="http://schemas.microsoft.com/office/word/2010/wordprocessingInk" xmlns:wne="http://schemas.microsoft.com/office/word/2006/wordml" xmlns:wps="http://schemas.microsoft.com/office/word/2010/wordprocessingShape" mc:Ignorable="w14 w15 wp14">
   <w:body>
-    <w:p/>
-    <w:p>
-      <w:r>
-        <w:t xml:space="preserve">Для развертывания и тестирования </w:t>
-      </w:r>
-      <w:proofErr w:type="spellStart"/>
-      <w:r>
-        <w:t>Windows</w:t>
-      </w:r>
-      <w:proofErr w:type="spellEnd"/>
-      <w:r>
-        <w:t xml:space="preserve"> </w:t>
-      </w:r>
-      <w:proofErr w:type="spellStart"/>
-      <w:r>
-        <w:t>Server</w:t>
-      </w:r>
-      <w:proofErr w:type="spellEnd"/>
-      <w:r>
-        <w:t xml:space="preserve"> 2022 я выбрал гипервизор </w:t>
-      </w:r>
-      <w:proofErr w:type="spellStart"/>
+    <w:p>
+      <w:bookmarkStart w:id="0" w:name="_GoBack"/>
+      <w:bookmarkEnd w:id="0"/>
+    </w:p>
+    <w:p>
       <w:r>
         <w:rPr>
-          <w:rStyle w:val="a7"/>
-          <w:rFonts w:ascii="Arial" w:hAnsi="Arial" w:cs="Arial"/>
+          <w:noProof/>
+          <w:lang w:eastAsia="ru-RU"/>
         </w:rPr>
-        <w:t>Oracle</w:t>
-      </w:r>
-      <w:proofErr w:type="spellEnd"/>
-      <w:r>
-        <w:rPr>
-          <w:rStyle w:val="a7"/>
-          <w:rFonts w:ascii="Arial" w:hAnsi="Arial" w:cs="Arial"/>
-        </w:rPr>
-        <w:t xml:space="preserve"> VM </w:t>
-      </w:r>
-      <w:proofErr w:type="spellStart"/>
-      <w:r>
-        <w:rPr>
-          <w:rStyle w:val="a7"/>
-          <w:rFonts w:ascii="Arial" w:hAnsi="Arial" w:cs="Arial"/>
-        </w:rPr>
-        <w:t>VirtualBox</w:t>
-      </w:r>
-      <w:proofErr w:type="spellEnd"/>
-      <w:r>
-        <w:t>. Мой выбор обусловлен</w:t>
-      </w:r>
-      <w:r>
-        <w:t xml:space="preserve"> такими факторами, как д</w:t>
-      </w:r>
-      <w:r>
-        <w:t xml:space="preserve">оступность и </w:t>
-      </w:r>
-      <w:proofErr w:type="gramStart"/>
-      <w:r>
-        <w:t>открытость</w:t>
-      </w:r>
-      <w:r>
-        <w:t>(</w:t>
-      </w:r>
-      <w:proofErr w:type="spellStart"/>
-      <w:proofErr w:type="gramEnd"/>
-      <w:r>
-        <w:t>VirtualBox</w:t>
-      </w:r>
-      <w:proofErr w:type="spellEnd"/>
-      <w:r>
-        <w:t xml:space="preserve"> является абсолютно бесплатным программным обеспечением с открытым исходным кодом</w:t>
-      </w:r>
-      <w:r>
-        <w:t>),</w:t>
-      </w:r>
-    </w:p>
-    <w:p>
-      <w:proofErr w:type="gramStart"/>
-      <w:r>
-        <w:t>Кроссплатформенность</w:t>
-      </w:r>
-      <w:r>
-        <w:t>(</w:t>
-      </w:r>
-      <w:proofErr w:type="gramEnd"/>
-      <w:r>
-        <w:t xml:space="preserve">гипервизор одинаково стабильно работает на </w:t>
-      </w:r>
-      <w:proofErr w:type="spellStart"/>
-      <w:r>
-        <w:t>Windows</w:t>
-      </w:r>
-      <w:proofErr w:type="spellEnd"/>
-      <w:r>
-        <w:t xml:space="preserve">, </w:t>
-      </w:r>
-      <w:proofErr w:type="spellStart"/>
-      <w:r>
-        <w:t>macOS</w:t>
-      </w:r>
-      <w:proofErr w:type="spellEnd"/>
-      <w:r>
-        <w:t xml:space="preserve"> и </w:t>
-      </w:r>
-      <w:proofErr w:type="spellStart"/>
-      <w:r>
-        <w:t>Linux</w:t>
-      </w:r>
-      <w:proofErr w:type="spellEnd"/>
-      <w:r>
-        <w:t xml:space="preserve">. Это гарантирует, что созданную виртуальную машину с </w:t>
-      </w:r>
-      <w:proofErr w:type="spellStart"/>
-      <w:r>
-        <w:t>Windows</w:t>
-      </w:r>
-      <w:proofErr w:type="spellEnd"/>
-      <w:r>
-        <w:t xml:space="preserve"> </w:t>
-      </w:r>
-      <w:proofErr w:type="spellStart"/>
-      <w:r>
-        <w:t>Server</w:t>
-      </w:r>
-      <w:proofErr w:type="spellEnd"/>
-      <w:r>
-        <w:t xml:space="preserve"> я смогу легко перенести на любой другой компьютер, независимо от установленной на нем основной операционной системы</w:t>
-      </w:r>
-      <w:r>
-        <w:t xml:space="preserve">). </w:t>
-      </w:r>
-      <w:r>
-        <w:t>Интерфейс программы интуитивно понятен, но при этом в нем есть все профессиональные инструменты</w:t>
-      </w:r>
-      <w:r>
-        <w:t>.</w:t>
-      </w:r>
-    </w:p>
-    <w:p>
-      <w:r>
         <w:drawing>
           <wp:inline distT="0" distB="0" distL="0" distR="0" wp14:anchorId="354603D8" wp14:editId="3D84C6C3">
             <wp:extent cx="5940425" cy="2069465"/>
@@ -179,13 +50,18 @@
       </w:r>
     </w:p>
     <w:p/>
-    <w:p>
-      <w:r>
+    <w:p/>
+    <w:p>
+      <w:r>
+        <w:rPr>
+          <w:noProof/>
+          <w:lang w:eastAsia="ru-RU"/>
+        </w:rPr>
         <w:drawing>
-          <wp:inline distT="0" distB="0" distL="0" distR="0" wp14:anchorId="00162F9E" wp14:editId="6E2D5FB7">
-            <wp:extent cx="3343275" cy="4562474"/>
-            <wp:effectExtent l="0" t="0" r="0" b="0"/>
-            <wp:docPr id="1" name="Рисунок 1"/>
+          <wp:inline distT="0" distB="0" distL="0" distR="0" wp14:anchorId="687A6145" wp14:editId="39F28D14">
+            <wp:extent cx="5940425" cy="836930"/>
+            <wp:effectExtent l="0" t="0" r="3175" b="1270"/>
+            <wp:docPr id="4" name="Рисунок 4"/>
             <wp:cNvGraphicFramePr>
               <a:graphicFrameLocks xmlns:a="http://schemas.openxmlformats.org/drawingml/2006/main" noChangeAspect="1"/>
             </wp:cNvGraphicFramePr>
@@ -205,7 +81,7 @@
                   <pic:spPr>
                     <a:xfrm>
                       <a:off x="0" y="0"/>
-                      <a:ext cx="3361327" cy="4587109"/>
+                      <a:ext cx="5940425" cy="836930"/>
                     </a:xfrm>
                     <a:prstGeom prst="rect">
                       <a:avLst/>
@@ -219,13 +95,19 @@
       </w:r>
     </w:p>
     <w:p>
-      <w:r>
-        <w:lastRenderedPageBreak/>
+      <w:pPr>
+        <w:ind w:firstLine="708"/>
+      </w:pPr>
+      <w:r>
+        <w:rPr>
+          <w:noProof/>
+          <w:lang w:eastAsia="ru-RU"/>
+        </w:rPr>
         <w:drawing>
-          <wp:inline distT="0" distB="0" distL="0" distR="0" wp14:anchorId="687A6145" wp14:editId="39F28D14">
-            <wp:extent cx="5940425" cy="836930"/>
-            <wp:effectExtent l="0" t="0" r="3175" b="1270"/>
-            <wp:docPr id="4" name="Рисунок 4"/>
+          <wp:inline distT="0" distB="0" distL="0" distR="0" wp14:anchorId="477A031B" wp14:editId="2ED61094">
+            <wp:extent cx="5810250" cy="1354455"/>
+            <wp:effectExtent l="0" t="0" r="0" b="0"/>
+            <wp:docPr id="3" name="Рисунок 3"/>
             <wp:cNvGraphicFramePr>
               <a:graphicFrameLocks xmlns:a="http://schemas.openxmlformats.org/drawingml/2006/main" noChangeAspect="1"/>
             </wp:cNvGraphicFramePr>
@@ -245,7 +127,7 @@
                   <pic:spPr>
                     <a:xfrm>
                       <a:off x="0" y="0"/>
-                      <a:ext cx="5940425" cy="836930"/>
+                      <a:ext cx="5810250" cy="1354455"/>
                     </a:xfrm>
                     <a:prstGeom prst="rect">
                       <a:avLst/>
@@ -262,12 +144,22 @@
       <w:pPr>
         <w:ind w:firstLine="708"/>
       </w:pPr>
-      <w:r>
+    </w:p>
+    <w:p>
+      <w:pPr>
+        <w:ind w:firstLine="708"/>
+      </w:pPr>
+      <w:r>
+        <w:rPr>
+          <w:noProof/>
+          <w:lang w:eastAsia="ru-RU"/>
+        </w:rPr>
+        <w:lastRenderedPageBreak/>
         <w:drawing>
-          <wp:inline distT="0" distB="0" distL="0" distR="0" wp14:anchorId="477A031B" wp14:editId="2ED61094">
-            <wp:extent cx="5810250" cy="1354455"/>
+          <wp:inline distT="0" distB="0" distL="0" distR="0" wp14:anchorId="13D7C830" wp14:editId="58279561">
+            <wp:extent cx="5849166" cy="4324954"/>
             <wp:effectExtent l="0" t="0" r="0" b="0"/>
-            <wp:docPr id="3" name="Рисунок 3"/>
+            <wp:docPr id="5" name="Рисунок 5"/>
             <wp:cNvGraphicFramePr>
               <a:graphicFrameLocks xmlns:a="http://schemas.openxmlformats.org/drawingml/2006/main" noChangeAspect="1"/>
             </wp:cNvGraphicFramePr>
@@ -287,7 +179,7 @@
                   <pic:spPr>
                     <a:xfrm>
                       <a:off x="0" y="0"/>
-                      <a:ext cx="5810250" cy="1354455"/>
+                      <a:ext cx="5849166" cy="4324954"/>
                     </a:xfrm>
                     <a:prstGeom prst="rect">
                       <a:avLst/>
@@ -310,11 +202,16 @@
         <w:ind w:firstLine="708"/>
       </w:pPr>
       <w:r>
+        <w:rPr>
+          <w:noProof/>
+          <w:lang w:eastAsia="ru-RU"/>
+        </w:rPr>
+        <w:lastRenderedPageBreak/>
         <w:drawing>
-          <wp:inline distT="0" distB="0" distL="0" distR="0" wp14:anchorId="13D7C830" wp14:editId="58279561">
-            <wp:extent cx="5849166" cy="4324954"/>
-            <wp:effectExtent l="0" t="0" r="0" b="0"/>
-            <wp:docPr id="5" name="Рисунок 5"/>
+          <wp:inline distT="0" distB="0" distL="0" distR="0" wp14:anchorId="16DF67D3" wp14:editId="1BCA049F">
+            <wp:extent cx="5940425" cy="4610100"/>
+            <wp:effectExtent l="0" t="0" r="3175" b="0"/>
+            <wp:docPr id="6" name="Рисунок 6"/>
             <wp:cNvGraphicFramePr>
               <a:graphicFrameLocks xmlns:a="http://schemas.openxmlformats.org/drawingml/2006/main" noChangeAspect="1"/>
             </wp:cNvGraphicFramePr>
@@ -334,7 +231,7 @@
                   <pic:spPr>
                     <a:xfrm>
                       <a:off x="0" y="0"/>
-                      <a:ext cx="5849166" cy="4324954"/>
+                      <a:ext cx="5940425" cy="4610100"/>
                     </a:xfrm>
                     <a:prstGeom prst="rect">
                       <a:avLst/>
@@ -348,21 +245,17 @@
       </w:r>
     </w:p>
     <w:p>
-      <w:pPr>
-        <w:ind w:firstLine="708"/>
-      </w:pPr>
-    </w:p>
-    <w:p>
-      <w:pPr>
-        <w:ind w:firstLine="708"/>
-      </w:pPr>
-      <w:r>
+      <w:r>
+        <w:rPr>
+          <w:noProof/>
+          <w:lang w:eastAsia="ru-RU"/>
+        </w:rPr>
         <w:lastRenderedPageBreak/>
         <w:drawing>
-          <wp:inline distT="0" distB="0" distL="0" distR="0" wp14:anchorId="16DF67D3" wp14:editId="1BCA049F">
-            <wp:extent cx="5940425" cy="4610100"/>
-            <wp:effectExtent l="0" t="0" r="3175" b="0"/>
-            <wp:docPr id="6" name="Рисунок 6"/>
+          <wp:inline distT="0" distB="0" distL="0" distR="0" wp14:anchorId="3F8D0B12" wp14:editId="20EE7D39">
+            <wp:extent cx="5940425" cy="4608195"/>
+            <wp:effectExtent l="0" t="0" r="3175" b="1905"/>
+            <wp:docPr id="7" name="Рисунок 7"/>
             <wp:cNvGraphicFramePr>
               <a:graphicFrameLocks xmlns:a="http://schemas.openxmlformats.org/drawingml/2006/main" noChangeAspect="1"/>
             </wp:cNvGraphicFramePr>
@@ -382,7 +275,7 @@
                   <pic:spPr>
                     <a:xfrm>
                       <a:off x="0" y="0"/>
-                      <a:ext cx="5940425" cy="4610100"/>
+                      <a:ext cx="5940425" cy="4608195"/>
                     </a:xfrm>
                     <a:prstGeom prst="rect">
                       <a:avLst/>
@@ -396,13 +289,21 @@
       </w:r>
     </w:p>
     <w:p>
-      <w:r>
-        <w:lastRenderedPageBreak/>
+      <w:pPr>
+        <w:tabs>
+          <w:tab w:val="left" w:pos="3378"/>
+        </w:tabs>
+      </w:pPr>
+      <w:r>
+        <w:rPr>
+          <w:noProof/>
+          <w:lang w:eastAsia="ru-RU"/>
+        </w:rPr>
         <w:drawing>
-          <wp:inline distT="0" distB="0" distL="0" distR="0" wp14:anchorId="3F8D0B12" wp14:editId="20EE7D39">
-            <wp:extent cx="5940425" cy="4608195"/>
-            <wp:effectExtent l="0" t="0" r="3175" b="1905"/>
-            <wp:docPr id="7" name="Рисунок 7"/>
+          <wp:inline distT="0" distB="0" distL="0" distR="0" wp14:anchorId="49DBE3FF" wp14:editId="13C682AF">
+            <wp:extent cx="5940425" cy="4190365"/>
+            <wp:effectExtent l="0" t="0" r="3175" b="635"/>
+            <wp:docPr id="8" name="Рисунок 8"/>
             <wp:cNvGraphicFramePr>
               <a:graphicFrameLocks xmlns:a="http://schemas.openxmlformats.org/drawingml/2006/main" noChangeAspect="1"/>
             </wp:cNvGraphicFramePr>
@@ -422,7 +323,7 @@
                   <pic:spPr>
                     <a:xfrm>
                       <a:off x="0" y="0"/>
-                      <a:ext cx="5940425" cy="4608195"/>
+                      <a:ext cx="5940425" cy="4190365"/>
                     </a:xfrm>
                     <a:prstGeom prst="rect">
                       <a:avLst/>
@@ -440,13 +341,21 @@
         <w:tabs>
           <w:tab w:val="left" w:pos="3378"/>
         </w:tabs>
-      </w:pPr>
-      <w:r>
+        <w:rPr>
+          <w:lang w:val="en-US"/>
+        </w:rPr>
+      </w:pPr>
+      <w:r>
+        <w:rPr>
+          <w:noProof/>
+          <w:lang w:eastAsia="ru-RU"/>
+        </w:rPr>
+        <w:lastRenderedPageBreak/>
         <w:drawing>
-          <wp:inline distT="0" distB="0" distL="0" distR="0" wp14:anchorId="49DBE3FF" wp14:editId="13C682AF">
-            <wp:extent cx="5940425" cy="4190365"/>
-            <wp:effectExtent l="0" t="0" r="3175" b="635"/>
-            <wp:docPr id="8" name="Рисунок 8"/>
+          <wp:inline distT="0" distB="0" distL="0" distR="0" wp14:anchorId="286854F6" wp14:editId="630BFF78">
+            <wp:extent cx="5940425" cy="4589145"/>
+            <wp:effectExtent l="0" t="0" r="3175" b="1905"/>
+            <wp:docPr id="9" name="Рисунок 9"/>
             <wp:cNvGraphicFramePr>
               <a:graphicFrameLocks xmlns:a="http://schemas.openxmlformats.org/drawingml/2006/main" noChangeAspect="1"/>
             </wp:cNvGraphicFramePr>
@@ -466,7 +375,7 @@
                   <pic:spPr>
                     <a:xfrm>
                       <a:off x="0" y="0"/>
-                      <a:ext cx="5940425" cy="4190365"/>
+                      <a:ext cx="5940425" cy="4589145"/>
                     </a:xfrm>
                     <a:prstGeom prst="rect">
                       <a:avLst/>
@@ -488,13 +397,27 @@
           <w:lang w:val="en-US"/>
         </w:rPr>
       </w:pPr>
-      <w:r>
+    </w:p>
+    <w:p>
+      <w:pPr>
+        <w:tabs>
+          <w:tab w:val="left" w:pos="3378"/>
+        </w:tabs>
+        <w:rPr>
+          <w:lang w:val="en-US"/>
+        </w:rPr>
+      </w:pPr>
+      <w:r>
+        <w:rPr>
+          <w:noProof/>
+          <w:lang w:eastAsia="ru-RU"/>
+        </w:rPr>
         <w:lastRenderedPageBreak/>
         <w:drawing>
-          <wp:inline distT="0" distB="0" distL="0" distR="0" wp14:anchorId="286854F6" wp14:editId="630BFF78">
-            <wp:extent cx="5940425" cy="4589145"/>
-            <wp:effectExtent l="0" t="0" r="3175" b="1905"/>
-            <wp:docPr id="9" name="Рисунок 9"/>
+          <wp:inline distT="0" distB="0" distL="0" distR="0" wp14:anchorId="3498673D" wp14:editId="50A265B9">
+            <wp:extent cx="5940425" cy="4869180"/>
+            <wp:effectExtent l="0" t="0" r="3175" b="7620"/>
+            <wp:docPr id="11" name="Рисунок 11"/>
             <wp:cNvGraphicFramePr>
               <a:graphicFrameLocks xmlns:a="http://schemas.openxmlformats.org/drawingml/2006/main" noChangeAspect="1"/>
             </wp:cNvGraphicFramePr>
@@ -514,7 +437,7 @@
                   <pic:spPr>
                     <a:xfrm>
                       <a:off x="0" y="0"/>
-                      <a:ext cx="5940425" cy="4589145"/>
+                      <a:ext cx="5940425" cy="4869180"/>
                     </a:xfrm>
                     <a:prstGeom prst="rect">
                       <a:avLst/>
@@ -532,30 +455,18 @@
         <w:tabs>
           <w:tab w:val="left" w:pos="3378"/>
         </w:tabs>
+      </w:pPr>
+      <w:r>
         <w:rPr>
-          <w:lang w:val="en-US"/>
-        </w:rPr>
-      </w:pPr>
-    </w:p>
-    <w:p>
-      <w:pPr>
-        <w:tabs>
-          <w:tab w:val="left" w:pos="3378"/>
-        </w:tabs>
-        <w:rPr>
-          <w:lang w:val="en-US"/>
-        </w:rPr>
-      </w:pPr>
-      <w:r>
-        <w:rPr>
-          <w:lang w:val="en-US"/>
+          <w:noProof/>
+          <w:lang w:eastAsia="ru-RU"/>
         </w:rPr>
         <w:lastRenderedPageBreak/>
         <w:drawing>
-          <wp:inline distT="0" distB="0" distL="0" distR="0" wp14:anchorId="3498673D" wp14:editId="50A265B9">
-            <wp:extent cx="5940425" cy="4869180"/>
-            <wp:effectExtent l="0" t="0" r="3175" b="7620"/>
-            <wp:docPr id="11" name="Рисунок 11"/>
+          <wp:inline distT="0" distB="0" distL="0" distR="0" wp14:anchorId="710358D1" wp14:editId="1FAD30E7">
+            <wp:extent cx="5940425" cy="4760595"/>
+            <wp:effectExtent l="0" t="0" r="3175" b="1905"/>
+            <wp:docPr id="12" name="Рисунок 12"/>
             <wp:cNvGraphicFramePr>
               <a:graphicFrameLocks xmlns:a="http://schemas.openxmlformats.org/drawingml/2006/main" noChangeAspect="1"/>
             </wp:cNvGraphicFramePr>
@@ -575,7 +486,7 @@
                   <pic:spPr>
                     <a:xfrm>
                       <a:off x="0" y="0"/>
-                      <a:ext cx="5940425" cy="4869180"/>
+                      <a:ext cx="5940425" cy="4760595"/>
                     </a:xfrm>
                     <a:prstGeom prst="rect">
                       <a:avLst/>
@@ -596,14 +507,15 @@
       </w:pPr>
       <w:r>
         <w:rPr>
-          <w:lang w:val="en-US"/>
+          <w:noProof/>
+          <w:lang w:eastAsia="ru-RU"/>
         </w:rPr>
         <w:lastRenderedPageBreak/>
         <w:drawing>
-          <wp:inline distT="0" distB="0" distL="0" distR="0" wp14:anchorId="710358D1" wp14:editId="1FAD30E7">
-            <wp:extent cx="5940425" cy="4760595"/>
-            <wp:effectExtent l="0" t="0" r="3175" b="1905"/>
-            <wp:docPr id="12" name="Рисунок 12"/>
+          <wp:inline distT="0" distB="0" distL="0" distR="0" wp14:anchorId="5E6913DB" wp14:editId="3C62A48F">
+            <wp:extent cx="5940425" cy="4333875"/>
+            <wp:effectExtent l="0" t="0" r="3175" b="9525"/>
+            <wp:docPr id="13" name="Рисунок 13"/>
             <wp:cNvGraphicFramePr>
               <a:graphicFrameLocks xmlns:a="http://schemas.openxmlformats.org/drawingml/2006/main" noChangeAspect="1"/>
             </wp:cNvGraphicFramePr>
@@ -623,51 +535,6 @@
                   <pic:spPr>
                     <a:xfrm>
                       <a:off x="0" y="0"/>
-                      <a:ext cx="5940425" cy="4760595"/>
-                    </a:xfrm>
-                    <a:prstGeom prst="rect">
-                      <a:avLst/>
-                    </a:prstGeom>
-                  </pic:spPr>
-                </pic:pic>
-              </a:graphicData>
-            </a:graphic>
-          </wp:inline>
-        </w:drawing>
-      </w:r>
-    </w:p>
-    <w:p>
-      <w:pPr>
-        <w:tabs>
-          <w:tab w:val="left" w:pos="3378"/>
-        </w:tabs>
-      </w:pPr>
-      <w:r>
-        <w:lastRenderedPageBreak/>
-        <w:drawing>
-          <wp:inline distT="0" distB="0" distL="0" distR="0" wp14:anchorId="5E6913DB" wp14:editId="3C62A48F">
-            <wp:extent cx="5940425" cy="4333875"/>
-            <wp:effectExtent l="0" t="0" r="3175" b="9525"/>
-            <wp:docPr id="13" name="Рисунок 13"/>
-            <wp:cNvGraphicFramePr>
-              <a:graphicFrameLocks xmlns:a="http://schemas.openxmlformats.org/drawingml/2006/main" noChangeAspect="1"/>
-            </wp:cNvGraphicFramePr>
-            <a:graphic xmlns:a="http://schemas.openxmlformats.org/drawingml/2006/main">
-              <a:graphicData uri="http://schemas.openxmlformats.org/drawingml/2006/picture">
-                <pic:pic xmlns:pic="http://schemas.openxmlformats.org/drawingml/2006/picture">
-                  <pic:nvPicPr>
-                    <pic:cNvPr id="1" name=""/>
-                    <pic:cNvPicPr/>
-                  </pic:nvPicPr>
-                  <pic:blipFill>
-                    <a:blip r:embed="rId18"/>
-                    <a:stretch>
-                      <a:fillRect/>
-                    </a:stretch>
-                  </pic:blipFill>
-                  <pic:spPr>
-                    <a:xfrm>
-                      <a:off x="0" y="0"/>
                       <a:ext cx="5940425" cy="4333875"/>
                     </a:xfrm>
                     <a:prstGeom prst="rect">
@@ -696,47 +563,34 @@
       </w:pPr>
       <w:r>
         <w:lastRenderedPageBreak/>
-        <w:drawing>
-          <wp:inline distT="0" distB="0" distL="0" distR="0" wp14:anchorId="43E47629" wp14:editId="33078E0E">
-            <wp:extent cx="5940425" cy="5153025"/>
-            <wp:effectExtent l="0" t="0" r="3175" b="9525"/>
-            <wp:docPr id="14" name="Рисунок 14"/>
-            <wp:cNvGraphicFramePr>
-              <a:graphicFrameLocks xmlns:a="http://schemas.openxmlformats.org/drawingml/2006/main" noChangeAspect="1"/>
-            </wp:cNvGraphicFramePr>
-            <a:graphic xmlns:a="http://schemas.openxmlformats.org/drawingml/2006/main">
-              <a:graphicData uri="http://schemas.openxmlformats.org/drawingml/2006/picture">
-                <pic:pic xmlns:pic="http://schemas.openxmlformats.org/drawingml/2006/picture">
-                  <pic:nvPicPr>
-                    <pic:cNvPr id="1" name=""/>
-                    <pic:cNvPicPr/>
-                  </pic:nvPicPr>
-                  <pic:blipFill>
-                    <a:blip r:embed="rId19"/>
-                    <a:stretch>
-                      <a:fillRect/>
-                    </a:stretch>
-                  </pic:blipFill>
-                  <pic:spPr>
-                    <a:xfrm>
-                      <a:off x="0" y="0"/>
-                      <a:ext cx="5940425" cy="5153025"/>
-                    </a:xfrm>
-                    <a:prstGeom prst="rect">
-                      <a:avLst/>
-                    </a:prstGeom>
-                  </pic:spPr>
-                </pic:pic>
-              </a:graphicData>
-            </a:graphic>
-          </wp:inline>
-        </w:drawing>
-      </w:r>
-      <w:bookmarkStart w:id="0" w:name="_GoBack"/>
-      <w:bookmarkEnd w:id="0"/>
+        <w:pict>
+          <v:shapetype id="_x0000_t75" coordsize="21600,21600" o:spt="75" o:preferrelative="t" path="m@4@5l@4@11@9@11@9@5xe" filled="f" stroked="f">
+            <v:stroke joinstyle="miter"/>
+            <v:formulas>
+              <v:f eqn="if lineDrawn pixelLineWidth 0"/>
+              <v:f eqn="sum @0 1 0"/>
+              <v:f eqn="sum 0 0 @1"/>
+              <v:f eqn="prod @2 1 2"/>
+              <v:f eqn="prod @3 21600 pixelWidth"/>
+              <v:f eqn="prod @3 21600 pixelHeight"/>
+              <v:f eqn="sum @0 0 1"/>
+              <v:f eqn="prod @6 1 2"/>
+              <v:f eqn="prod @7 21600 pixelWidth"/>
+              <v:f eqn="sum @8 21600 0"/>
+              <v:f eqn="prod @7 21600 pixelHeight"/>
+              <v:f eqn="sum @10 21600 0"/>
+            </v:formulas>
+            <v:path o:extrusionok="f" gradientshapeok="t" o:connecttype="rect"/>
+            <o:lock v:ext="edit" aspectratio="t"/>
+          </v:shapetype>
+          <v:shape id="_x0000_i1025" type="#_x0000_t75" style="width:467.25pt;height:405pt">
+            <v:imagedata r:id="rId18" o:title="картинка"/>
+          </v:shape>
+        </w:pict>
+      </w:r>
     </w:p>
     <w:sectPr>
-      <w:footerReference w:type="default" r:id="rId20"/>
+      <w:footerReference w:type="default" r:id="rId19"/>
       <w:pgSz w:w="11906" w:h="16838"/>
       <w:pgMar w:top="1134" w:right="850" w:bottom="1134" w:left="1701" w:header="708" w:footer="708" w:gutter="0"/>
       <w:cols w:space="708"/>
@@ -1556,7 +1410,7 @@
 </file>
 
 <file path=customXml/itemProps1.xml><?xml version="1.0" encoding="utf-8"?>
-<ds:datastoreItem xmlns:ds="http://schemas.openxmlformats.org/officeDocument/2006/customXml" ds:itemID="{79333D56-7F7A-448A-A31D-7460B3539D82}">
+<ds:datastoreItem xmlns:ds="http://schemas.openxmlformats.org/officeDocument/2006/customXml" ds:itemID="{611DD1B1-AE30-492D-9F70-FD28E5C94537}">
   <ds:schemaRefs>
     <ds:schemaRef ds:uri="http://schemas.openxmlformats.org/officeDocument/2006/bibliography"/>
   </ds:schemaRefs>

--- a/лаба_4.docx
+++ b/лаба_4.docx
@@ -2,10 +2,7 @@
 <file path=word/document.xml><?xml version="1.0" encoding="utf-8"?>
 <w:document xmlns:wpc="http://schemas.microsoft.com/office/word/2010/wordprocessingCanvas" xmlns:mc="http://schemas.openxmlformats.org/markup-compatibility/2006" xmlns:o="urn:schemas-microsoft-com:office:office" xmlns:r="http://schemas.openxmlformats.org/officeDocument/2006/relationships" xmlns:m="http://schemas.openxmlformats.org/officeDocument/2006/math" xmlns:v="urn:schemas-microsoft-com:vml" xmlns:wp14="http://schemas.microsoft.com/office/word/2010/wordprocessingDrawing" xmlns:wp="http://schemas.openxmlformats.org/drawingml/2006/wordprocessingDrawing" xmlns:w10="urn:schemas-microsoft-com:office:word" xmlns:w="http://schemas.openxmlformats.org/wordprocessingml/2006/main" xmlns:w14="http://schemas.microsoft.com/office/word/2010/wordml" xmlns:w15="http://schemas.microsoft.com/office/word/2012/wordml" xmlns:wpg="http://schemas.microsoft.com/office/word/2010/wordprocessingGroup" xmlns:wpi="http://schemas.microsoft.com/office/word/2010/wordprocessingInk" xmlns:wne="http://schemas.microsoft.com/office/word/2006/wordml" xmlns:wps="http://schemas.microsoft.com/office/word/2010/wordprocessingShape" mc:Ignorable="w14 w15 wp14">
   <w:body>
-    <w:p>
-      <w:bookmarkStart w:id="0" w:name="_GoBack"/>
-      <w:bookmarkEnd w:id="0"/>
-    </w:p>
+    <w:p/>
     <w:p>
       <w:r>
         <w:rPr>
@@ -397,6 +394,8 @@
           <w:lang w:val="en-US"/>
         </w:rPr>
       </w:pPr>
+      <w:bookmarkStart w:id="0" w:name="_GoBack"/>
+      <w:bookmarkEnd w:id="0"/>
     </w:p>
     <w:p>
       <w:pPr>
@@ -415,8 +414,8 @@
         <w:lastRenderedPageBreak/>
         <w:drawing>
           <wp:inline distT="0" distB="0" distL="0" distR="0" wp14:anchorId="3498673D" wp14:editId="50A265B9">
-            <wp:extent cx="5940425" cy="4869180"/>
-            <wp:effectExtent l="0" t="0" r="3175" b="7620"/>
+            <wp:extent cx="6019800" cy="4610100"/>
+            <wp:effectExtent l="0" t="0" r="0" b="0"/>
             <wp:docPr id="11" name="Рисунок 11"/>
             <wp:cNvGraphicFramePr>
               <a:graphicFrameLocks xmlns:a="http://schemas.openxmlformats.org/drawingml/2006/main" noChangeAspect="1"/>
@@ -428,20 +427,27 @@
                     <pic:cNvPr id="1" name=""/>
                     <pic:cNvPicPr/>
                   </pic:nvPicPr>
-                  <pic:blipFill>
+                  <pic:blipFill rotWithShape="1">
                     <a:blip r:embed="rId15"/>
-                    <a:stretch>
-                      <a:fillRect/>
-                    </a:stretch>
+                    <a:srcRect l="-1" r="-1336" b="5321"/>
+                    <a:stretch/>
                   </pic:blipFill>
-                  <pic:spPr>
+                  <pic:spPr bwMode="auto">
                     <a:xfrm>
                       <a:off x="0" y="0"/>
-                      <a:ext cx="5940425" cy="4869180"/>
+                      <a:ext cx="6019800" cy="4610100"/>
                     </a:xfrm>
                     <a:prstGeom prst="rect">
                       <a:avLst/>
                     </a:prstGeom>
+                    <a:ln>
+                      <a:noFill/>
+                    </a:ln>
+                    <a:extLst>
+                      <a:ext uri="{53640926-AAD7-44D8-BBD7-CCE9431645EC}">
+                        <a14:shadowObscured xmlns:a14="http://schemas.microsoft.com/office/drawing/2010/main"/>
+                      </a:ext>
+                    </a:extLst>
                   </pic:spPr>
                 </pic:pic>
               </a:graphicData>
@@ -461,11 +467,10 @@
           <w:noProof/>
           <w:lang w:eastAsia="ru-RU"/>
         </w:rPr>
-        <w:lastRenderedPageBreak/>
         <w:drawing>
           <wp:inline distT="0" distB="0" distL="0" distR="0" wp14:anchorId="710358D1" wp14:editId="1FAD30E7">
-            <wp:extent cx="5940425" cy="4760595"/>
-            <wp:effectExtent l="0" t="0" r="3175" b="1905"/>
+            <wp:extent cx="5940425" cy="4429125"/>
+            <wp:effectExtent l="0" t="0" r="3175" b="9525"/>
             <wp:docPr id="12" name="Рисунок 12"/>
             <wp:cNvGraphicFramePr>
               <a:graphicFrameLocks xmlns:a="http://schemas.openxmlformats.org/drawingml/2006/main" noChangeAspect="1"/>
@@ -477,20 +482,27 @@
                     <pic:cNvPr id="1" name=""/>
                     <pic:cNvPicPr/>
                   </pic:nvPicPr>
-                  <pic:blipFill>
+                  <pic:blipFill rotWithShape="1">
                     <a:blip r:embed="rId16"/>
-                    <a:stretch>
-                      <a:fillRect/>
-                    </a:stretch>
+                    <a:srcRect b="6963"/>
+                    <a:stretch/>
                   </pic:blipFill>
-                  <pic:spPr>
+                  <pic:spPr bwMode="auto">
                     <a:xfrm>
                       <a:off x="0" y="0"/>
-                      <a:ext cx="5940425" cy="4760595"/>
+                      <a:ext cx="5952323" cy="4437996"/>
                     </a:xfrm>
                     <a:prstGeom prst="rect">
                       <a:avLst/>
                     </a:prstGeom>
+                    <a:ln>
+                      <a:noFill/>
+                    </a:ln>
+                    <a:extLst>
+                      <a:ext uri="{53640926-AAD7-44D8-BBD7-CCE9431645EC}">
+                        <a14:shadowObscured xmlns:a14="http://schemas.microsoft.com/office/drawing/2010/main"/>
+                      </a:ext>
+                    </a:extLst>
                   </pic:spPr>
                 </pic:pic>
               </a:graphicData>
@@ -562,7 +574,6 @@
         </w:tabs>
       </w:pPr>
       <w:r>
-        <w:lastRenderedPageBreak/>
         <w:pict>
           <v:shapetype id="_x0000_t75" coordsize="21600,21600" o:spt="75" o:preferrelative="t" path="m@4@5l@4@11@9@11@9@5xe" filled="f" stroked="f">
             <v:stroke joinstyle="miter"/>
@@ -583,8 +594,8 @@
             <v:path o:extrusionok="f" gradientshapeok="t" o:connecttype="rect"/>
             <o:lock v:ext="edit" aspectratio="t"/>
           </v:shapetype>
-          <v:shape id="_x0000_i1025" type="#_x0000_t75" style="width:467.25pt;height:405pt">
-            <v:imagedata r:id="rId18" o:title="картинка"/>
+          <v:shape id="_x0000_i1025" type="#_x0000_t75" style="width:456pt;height:219.75pt">
+            <v:imagedata r:id="rId18" o:title="картинка" cropbottom="29977f" cropright="1577f"/>
           </v:shape>
         </w:pict>
       </w:r>
@@ -1410,7 +1421,7 @@
 </file>
 
 <file path=customXml/itemProps1.xml><?xml version="1.0" encoding="utf-8"?>
-<ds:datastoreItem xmlns:ds="http://schemas.openxmlformats.org/officeDocument/2006/customXml" ds:itemID="{611DD1B1-AE30-492D-9F70-FD28E5C94537}">
+<ds:datastoreItem xmlns:ds="http://schemas.openxmlformats.org/officeDocument/2006/customXml" ds:itemID="{3A45E7FE-03A2-4877-A754-1165EB844CBE}">
   <ds:schemaRefs>
     <ds:schemaRef ds:uri="http://schemas.openxmlformats.org/officeDocument/2006/bibliography"/>
   </ds:schemaRefs>
